--- a/tillsyn/A 55928-2019 tillsynsbegäran.docx
+++ b/tillsyn/A 55928-2019 tillsynsbegäran.docx
@@ -218,7 +218,7 @@
     <w:r>
       <w:tab/>
       <w:tab/>
-      <w:t>2025-03-03</w:t>
+      <w:t>2025-03-04</w:t>
       <w:br/>
       <w:br/>
     </w:r>

--- a/tillsyn/A 55928-2019 tillsynsbegäran.docx
+++ b/tillsyn/A 55928-2019 tillsynsbegäran.docx
@@ -218,7 +218,7 @@
     <w:r>
       <w:tab/>
       <w:tab/>
-      <w:t>2025-03-04</w:t>
+      <w:t>2025-03-05</w:t>
       <w:br/>
       <w:br/>
     </w:r>

--- a/tillsyn/A 55928-2019 tillsynsbegäran.docx
+++ b/tillsyn/A 55928-2019 tillsynsbegäran.docx
@@ -218,7 +218,7 @@
     <w:r>
       <w:tab/>
       <w:tab/>
-      <w:t>2025-03-05</w:t>
+      <w:t>2025-03-06</w:t>
       <w:br/>
       <w:br/>
     </w:r>

--- a/tillsyn/A 55928-2019 tillsynsbegäran.docx
+++ b/tillsyn/A 55928-2019 tillsynsbegäran.docx
@@ -218,7 +218,7 @@
     <w:r>
       <w:tab/>
       <w:tab/>
-      <w:t>2025-03-06</w:t>
+      <w:t>2025-03-07</w:t>
       <w:br/>
       <w:br/>
     </w:r>

--- a/tillsyn/A 55928-2019 tillsynsbegäran.docx
+++ b/tillsyn/A 55928-2019 tillsynsbegäran.docx
@@ -218,7 +218,7 @@
     <w:r>
       <w:tab/>
       <w:tab/>
-      <w:t>2025-03-07</w:t>
+      <w:t>2025-03-08</w:t>
       <w:br/>
       <w:br/>
     </w:r>

--- a/tillsyn/A 55928-2019 tillsynsbegäran.docx
+++ b/tillsyn/A 55928-2019 tillsynsbegäran.docx
@@ -218,7 +218,7 @@
     <w:r>
       <w:tab/>
       <w:tab/>
-      <w:t>2025-03-08</w:t>
+      <w:t>2025-03-09</w:t>
       <w:br/>
       <w:br/>
     </w:r>

--- a/tillsyn/A 55928-2019 tillsynsbegäran.docx
+++ b/tillsyn/A 55928-2019 tillsynsbegäran.docx
@@ -218,7 +218,7 @@
     <w:r>
       <w:tab/>
       <w:tab/>
-      <w:t>2025-03-09</w:t>
+      <w:t>2025-03-10</w:t>
       <w:br/>
       <w:br/>
     </w:r>

--- a/tillsyn/A 55928-2019 tillsynsbegäran.docx
+++ b/tillsyn/A 55928-2019 tillsynsbegäran.docx
@@ -218,7 +218,7 @@
     <w:r>
       <w:tab/>
       <w:tab/>
-      <w:t>2025-03-10</w:t>
+      <w:t>2025-03-11</w:t>
       <w:br/>
       <w:br/>
     </w:r>

--- a/tillsyn/A 55928-2019 tillsynsbegäran.docx
+++ b/tillsyn/A 55928-2019 tillsynsbegäran.docx
@@ -218,7 +218,7 @@
     <w:r>
       <w:tab/>
       <w:tab/>
-      <w:t>2025-03-11</w:t>
+      <w:t>2025-03-12</w:t>
       <w:br/>
       <w:br/>
     </w:r>

--- a/tillsyn/A 55928-2019 tillsynsbegäran.docx
+++ b/tillsyn/A 55928-2019 tillsynsbegäran.docx
@@ -218,7 +218,7 @@
     <w:r>
       <w:tab/>
       <w:tab/>
-      <w:t>2025-03-12</w:t>
+      <w:t>2025-03-13</w:t>
       <w:br/>
       <w:br/>
     </w:r>

--- a/tillsyn/A 55928-2019 tillsynsbegäran.docx
+++ b/tillsyn/A 55928-2019 tillsynsbegäran.docx
@@ -218,7 +218,7 @@
     <w:r>
       <w:tab/>
       <w:tab/>
-      <w:t>2025-03-13</w:t>
+      <w:t>2025-03-14</w:t>
       <w:br/>
       <w:br/>
     </w:r>

--- a/tillsyn/A 55928-2019 tillsynsbegäran.docx
+++ b/tillsyn/A 55928-2019 tillsynsbegäran.docx
@@ -218,7 +218,7 @@
     <w:r>
       <w:tab/>
       <w:tab/>
-      <w:t>2025-03-14</w:t>
+      <w:t>2025-03-15</w:t>
       <w:br/>
       <w:br/>
     </w:r>

--- a/tillsyn/A 55928-2019 tillsynsbegäran.docx
+++ b/tillsyn/A 55928-2019 tillsynsbegäran.docx
@@ -218,7 +218,7 @@
     <w:r>
       <w:tab/>
       <w:tab/>
-      <w:t>2025-03-15</w:t>
+      <w:t>2025-03-16</w:t>
       <w:br/>
       <w:br/>
     </w:r>

--- a/tillsyn/A 55928-2019 tillsynsbegäran.docx
+++ b/tillsyn/A 55928-2019 tillsynsbegäran.docx
@@ -218,7 +218,7 @@
     <w:r>
       <w:tab/>
       <w:tab/>
-      <w:t>2025-03-16</w:t>
+      <w:t>2025-03-17</w:t>
       <w:br/>
       <w:br/>
     </w:r>

--- a/tillsyn/A 55928-2019 tillsynsbegäran.docx
+++ b/tillsyn/A 55928-2019 tillsynsbegäran.docx
@@ -218,7 +218,7 @@
     <w:r>
       <w:tab/>
       <w:tab/>
-      <w:t>2025-03-17</w:t>
+      <w:t>2025-03-18</w:t>
       <w:br/>
       <w:br/>
     </w:r>

--- a/tillsyn/A 55928-2019 tillsynsbegäran.docx
+++ b/tillsyn/A 55928-2019 tillsynsbegäran.docx
@@ -218,7 +218,7 @@
     <w:r>
       <w:tab/>
       <w:tab/>
-      <w:t>2025-03-18</w:t>
+      <w:t>2025-03-19</w:t>
       <w:br/>
       <w:br/>
     </w:r>

--- a/tillsyn/A 55928-2019 tillsynsbegäran.docx
+++ b/tillsyn/A 55928-2019 tillsynsbegäran.docx
@@ -218,7 +218,7 @@
     <w:r>
       <w:tab/>
       <w:tab/>
-      <w:t>2025-03-19</w:t>
+      <w:t>2025-03-20</w:t>
       <w:br/>
       <w:br/>
     </w:r>

--- a/tillsyn/A 55928-2019 tillsynsbegäran.docx
+++ b/tillsyn/A 55928-2019 tillsynsbegäran.docx
@@ -218,7 +218,7 @@
     <w:r>
       <w:tab/>
       <w:tab/>
-      <w:t>2025-03-20</w:t>
+      <w:t>2025-03-21</w:t>
       <w:br/>
       <w:br/>
     </w:r>

--- a/tillsyn/A 55928-2019 tillsynsbegäran.docx
+++ b/tillsyn/A 55928-2019 tillsynsbegäran.docx
@@ -218,7 +218,7 @@
     <w:r>
       <w:tab/>
       <w:tab/>
-      <w:t>2025-03-21</w:t>
+      <w:t>2025-03-22</w:t>
       <w:br/>
       <w:br/>
     </w:r>

--- a/tillsyn/A 55928-2019 tillsynsbegäran.docx
+++ b/tillsyn/A 55928-2019 tillsynsbegäran.docx
@@ -218,7 +218,7 @@
     <w:r>
       <w:tab/>
       <w:tab/>
-      <w:t>2025-03-22</w:t>
+      <w:t>2025-03-23</w:t>
       <w:br/>
       <w:br/>
     </w:r>

--- a/tillsyn/A 55928-2019 tillsynsbegäran.docx
+++ b/tillsyn/A 55928-2019 tillsynsbegäran.docx
@@ -218,7 +218,7 @@
     <w:r>
       <w:tab/>
       <w:tab/>
-      <w:t>2025-03-23</w:t>
+      <w:t>2025-03-24</w:t>
       <w:br/>
       <w:br/>
     </w:r>

--- a/tillsyn/A 55928-2019 tillsynsbegäran.docx
+++ b/tillsyn/A 55928-2019 tillsynsbegäran.docx
@@ -218,7 +218,7 @@
     <w:r>
       <w:tab/>
       <w:tab/>
-      <w:t>2025-03-24</w:t>
+      <w:t>2025-03-25</w:t>
       <w:br/>
       <w:br/>
     </w:r>

--- a/tillsyn/A 55928-2019 tillsynsbegäran.docx
+++ b/tillsyn/A 55928-2019 tillsynsbegäran.docx
@@ -218,7 +218,7 @@
     <w:r>
       <w:tab/>
       <w:tab/>
-      <w:t>2025-03-25</w:t>
+      <w:t>2025-03-26</w:t>
       <w:br/>
       <w:br/>
     </w:r>

--- a/tillsyn/A 55928-2019 tillsynsbegäran.docx
+++ b/tillsyn/A 55928-2019 tillsynsbegäran.docx
@@ -218,7 +218,7 @@
     <w:r>
       <w:tab/>
       <w:tab/>
-      <w:t>2025-03-26</w:t>
+      <w:t>2025-03-27</w:t>
       <w:br/>
       <w:br/>
     </w:r>

--- a/tillsyn/A 55928-2019 tillsynsbegäran.docx
+++ b/tillsyn/A 55928-2019 tillsynsbegäran.docx
@@ -218,7 +218,7 @@
     <w:r>
       <w:tab/>
       <w:tab/>
-      <w:t>2025-03-27</w:t>
+      <w:t>2025-03-28</w:t>
       <w:br/>
       <w:br/>
     </w:r>

--- a/tillsyn/A 55928-2019 tillsynsbegäran.docx
+++ b/tillsyn/A 55928-2019 tillsynsbegäran.docx
@@ -218,7 +218,7 @@
     <w:r>
       <w:tab/>
       <w:tab/>
-      <w:t>2025-03-28</w:t>
+      <w:t>2025-03-29</w:t>
       <w:br/>
       <w:br/>
     </w:r>

--- a/tillsyn/A 55928-2019 tillsynsbegäran.docx
+++ b/tillsyn/A 55928-2019 tillsynsbegäran.docx
@@ -218,7 +218,7 @@
     <w:r>
       <w:tab/>
       <w:tab/>
-      <w:t>2025-04-02</w:t>
+      <w:t>2025-04-03</w:t>
       <w:br/>
       <w:br/>
     </w:r>

--- a/tillsyn/A 55928-2019 tillsynsbegäran.docx
+++ b/tillsyn/A 55928-2019 tillsynsbegäran.docx
@@ -218,7 +218,7 @@
     <w:r>
       <w:tab/>
       <w:tab/>
-      <w:t>2025-04-03</w:t>
+      <w:t>2025-04-05</w:t>
       <w:br/>
       <w:br/>
     </w:r>

--- a/tillsyn/A 55928-2019 tillsynsbegäran.docx
+++ b/tillsyn/A 55928-2019 tillsynsbegäran.docx
@@ -218,7 +218,7 @@
     <w:r>
       <w:tab/>
       <w:tab/>
-      <w:t>2025-04-05</w:t>
+      <w:t>2025-04-06</w:t>
       <w:br/>
       <w:br/>
     </w:r>

--- a/tillsyn/A 55928-2019 tillsynsbegäran.docx
+++ b/tillsyn/A 55928-2019 tillsynsbegäran.docx
@@ -218,7 +218,7 @@
     <w:r>
       <w:tab/>
       <w:tab/>
-      <w:t>2025-04-06</w:t>
+      <w:t>2025-04-07</w:t>
       <w:br/>
       <w:br/>
     </w:r>

--- a/tillsyn/A 55928-2019 tillsynsbegäran.docx
+++ b/tillsyn/A 55928-2019 tillsynsbegäran.docx
@@ -218,7 +218,7 @@
     <w:r>
       <w:tab/>
       <w:tab/>
-      <w:t>2025-04-07</w:t>
+      <w:t>2025-04-08</w:t>
       <w:br/>
       <w:br/>
     </w:r>

--- a/tillsyn/A 55928-2019 tillsynsbegäran.docx
+++ b/tillsyn/A 55928-2019 tillsynsbegäran.docx
@@ -218,7 +218,7 @@
     <w:r>
       <w:tab/>
       <w:tab/>
-      <w:t>2025-04-08</w:t>
+      <w:t>2025-04-09</w:t>
       <w:br/>
       <w:br/>
     </w:r>

--- a/tillsyn/A 55928-2019 tillsynsbegäran.docx
+++ b/tillsyn/A 55928-2019 tillsynsbegäran.docx
@@ -90,6 +90,28 @@
         <w:t>Figur 1. Fyndplatser för naturvårdsarter i det avverkningsanmälda området (röd linje). Markörer utan svart kant är placerade på fyndplatsen. Markörer med svart kant är placerade vid sidan av fyndplatsen och har ett svart streck som visar fyndplatsens exakta position. Kartans mittpunktskoordinat är N 6457454, E 546884 i SWEREF 99 TM.</w:t>
       </w:r>
     </w:p>
+    <w:p>
+      <w:r>
+        <w:rPr>
+          <w:b/>
+        </w:rPr>
+        <w:t>Fällmossa</w:t>
+      </w:r>
+      <w:r>
+        <w:t xml:space="preserve"> indikerar i stort sett alltid områden med höga naturvärden, skog med lång kontinuitet, gamla träd, hög luftfuktighet och stabila förhållanden. Sporkapslar finnar man enbart på extra skyddsvärda lokaler (Nitare &amp; Skogsstyrelsen, 2019).</w:t>
+      </w:r>
+    </w:p>
+    <w:p>
+      <w:r>
+        <w:rPr>
+          <w:b/>
+        </w:rPr>
+        <w:t>Gulpudrad spiklav</w:t>
+      </w:r>
+      <w:r>
+        <w:t xml:space="preserve"> är en av de viktigaste karaktärsarterna för gamla grova ekar. Den har högt signalvärde och visar på jätteekar som ofta har en rik flora av andra sällsynta lavar. Förekomster på andra substrat än ek visar också på skyddsvärda trädbestånd (Nitare &amp; Skogsstyrelsen, 2019).</w:t>
+      </w:r>
+    </w:p>
     <w:sectPr>
       <w:headerReference w:type="even" r:id="rId8"/>
       <w:headerReference w:type="default" r:id="rId9"/>
@@ -218,7 +240,7 @@
     <w:r>
       <w:tab/>
       <w:tab/>
-      <w:t>2025-04-09</w:t>
+      <w:t>2025-04-10</w:t>
       <w:br/>
       <w:br/>
     </w:r>

--- a/tillsyn/A 55928-2019 tillsynsbegäran.docx
+++ b/tillsyn/A 55928-2019 tillsynsbegäran.docx
@@ -240,7 +240,7 @@
     <w:r>
       <w:tab/>
       <w:tab/>
-      <w:t>2025-04-10</w:t>
+      <w:t>2025-04-11</w:t>
       <w:br/>
       <w:br/>
     </w:r>

--- a/tillsyn/A 55928-2019 tillsynsbegäran.docx
+++ b/tillsyn/A 55928-2019 tillsynsbegäran.docx
@@ -240,7 +240,7 @@
     <w:r>
       <w:tab/>
       <w:tab/>
-      <w:t>2025-04-11</w:t>
+      <w:t>2025-04-12</w:t>
       <w:br/>
       <w:br/>
     </w:r>

--- a/tillsyn/A 55928-2019 tillsynsbegäran.docx
+++ b/tillsyn/A 55928-2019 tillsynsbegäran.docx
@@ -240,7 +240,7 @@
     <w:r>
       <w:tab/>
       <w:tab/>
-      <w:t>2025-04-12</w:t>
+      <w:t>2025-04-13</w:t>
       <w:br/>
       <w:br/>
     </w:r>

--- a/tillsyn/A 55928-2019 tillsynsbegäran.docx
+++ b/tillsyn/A 55928-2019 tillsynsbegäran.docx
@@ -240,7 +240,7 @@
     <w:r>
       <w:tab/>
       <w:tab/>
-      <w:t>2025-04-13</w:t>
+      <w:t>2025-04-14</w:t>
       <w:br/>
       <w:br/>
     </w:r>

--- a/tillsyn/A 55928-2019 tillsynsbegäran.docx
+++ b/tillsyn/A 55928-2019 tillsynsbegäran.docx
@@ -240,7 +240,7 @@
     <w:r>
       <w:tab/>
       <w:tab/>
-      <w:t>2025-04-14</w:t>
+      <w:t>2025-04-15</w:t>
       <w:br/>
       <w:br/>
     </w:r>

--- a/tillsyn/A 55928-2019 tillsynsbegäran.docx
+++ b/tillsyn/A 55928-2019 tillsynsbegäran.docx
@@ -240,7 +240,7 @@
     <w:r>
       <w:tab/>
       <w:tab/>
-      <w:t>2025-04-15</w:t>
+      <w:t>2025-04-16</w:t>
       <w:br/>
       <w:br/>
     </w:r>

--- a/tillsyn/A 55928-2019 tillsynsbegäran.docx
+++ b/tillsyn/A 55928-2019 tillsynsbegäran.docx
@@ -240,7 +240,7 @@
     <w:r>
       <w:tab/>
       <w:tab/>
-      <w:t>2025-04-16</w:t>
+      <w:t>2025-04-17</w:t>
       <w:br/>
       <w:br/>
     </w:r>

--- a/tillsyn/A 55928-2019 tillsynsbegäran.docx
+++ b/tillsyn/A 55928-2019 tillsynsbegäran.docx
@@ -240,7 +240,7 @@
     <w:r>
       <w:tab/>
       <w:tab/>
-      <w:t>2025-04-17</w:t>
+      <w:t>2025-04-18</w:t>
       <w:br/>
       <w:br/>
     </w:r>

--- a/tillsyn/A 55928-2019 tillsynsbegäran.docx
+++ b/tillsyn/A 55928-2019 tillsynsbegäran.docx
@@ -240,7 +240,7 @@
     <w:r>
       <w:tab/>
       <w:tab/>
-      <w:t>2025-04-18</w:t>
+      <w:t>2025-04-19</w:t>
       <w:br/>
       <w:br/>
     </w:r>

--- a/tillsyn/A 55928-2019 tillsynsbegäran.docx
+++ b/tillsyn/A 55928-2019 tillsynsbegäran.docx
@@ -240,7 +240,7 @@
     <w:r>
       <w:tab/>
       <w:tab/>
-      <w:t>2025-05-03</w:t>
+      <w:t>2025-05-04</w:t>
       <w:br/>
       <w:br/>
     </w:r>

--- a/tillsyn/A 55928-2019 tillsynsbegäran.docx
+++ b/tillsyn/A 55928-2019 tillsynsbegäran.docx
@@ -240,7 +240,7 @@
     <w:r>
       <w:tab/>
       <w:tab/>
-      <w:t>2025-05-04</w:t>
+      <w:t>2025-05-06</w:t>
       <w:br/>
       <w:br/>
     </w:r>

--- a/tillsyn/A 55928-2019 tillsynsbegäran.docx
+++ b/tillsyn/A 55928-2019 tillsynsbegäran.docx
@@ -240,7 +240,7 @@
     <w:r>
       <w:tab/>
       <w:tab/>
-      <w:t>2025-05-06</w:t>
+      <w:t>2025-05-07</w:t>
       <w:br/>
       <w:br/>
     </w:r>

--- a/tillsyn/A 55928-2019 tillsynsbegäran.docx
+++ b/tillsyn/A 55928-2019 tillsynsbegäran.docx
@@ -240,7 +240,7 @@
     <w:r>
       <w:tab/>
       <w:tab/>
-      <w:t>2025-05-07</w:t>
+      <w:t>2025-05-08</w:t>
       <w:br/>
       <w:br/>
     </w:r>

--- a/tillsyn/A 55928-2019 tillsynsbegäran.docx
+++ b/tillsyn/A 55928-2019 tillsynsbegäran.docx
@@ -240,7 +240,7 @@
     <w:r>
       <w:tab/>
       <w:tab/>
-      <w:t>2025-05-08</w:t>
+      <w:t>2025-05-09</w:t>
       <w:br/>
       <w:br/>
     </w:r>

--- a/tillsyn/A 55928-2019 tillsynsbegäran.docx
+++ b/tillsyn/A 55928-2019 tillsynsbegäran.docx
@@ -240,7 +240,7 @@
     <w:r>
       <w:tab/>
       <w:tab/>
-      <w:t>2025-05-09</w:t>
+      <w:t>2025-05-10</w:t>
       <w:br/>
       <w:br/>
     </w:r>

--- a/tillsyn/A 55928-2019 tillsynsbegäran.docx
+++ b/tillsyn/A 55928-2019 tillsynsbegäran.docx
@@ -240,7 +240,7 @@
     <w:r>
       <w:tab/>
       <w:tab/>
-      <w:t>2025-05-10</w:t>
+      <w:t>2025-05-11</w:t>
       <w:br/>
       <w:br/>
     </w:r>

--- a/tillsyn/A 55928-2019 tillsynsbegäran.docx
+++ b/tillsyn/A 55928-2019 tillsynsbegäran.docx
@@ -240,7 +240,7 @@
     <w:r>
       <w:tab/>
       <w:tab/>
-      <w:t>2025-05-11</w:t>
+      <w:t>2025-05-12</w:t>
       <w:br/>
       <w:br/>
     </w:r>

--- a/tillsyn/A 55928-2019 tillsynsbegäran.docx
+++ b/tillsyn/A 55928-2019 tillsynsbegäran.docx
@@ -240,7 +240,7 @@
     <w:r>
       <w:tab/>
       <w:tab/>
-      <w:t>2025-05-12</w:t>
+      <w:t>2025-05-13</w:t>
       <w:br/>
       <w:br/>
     </w:r>

--- a/tillsyn/A 55928-2019 tillsynsbegäran.docx
+++ b/tillsyn/A 55928-2019 tillsynsbegäran.docx
@@ -240,7 +240,7 @@
     <w:r>
       <w:tab/>
       <w:tab/>
-      <w:t>2025-05-13</w:t>
+      <w:t>2025-05-14</w:t>
       <w:br/>
       <w:br/>
     </w:r>

--- a/tillsyn/A 55928-2019 tillsynsbegäran.docx
+++ b/tillsyn/A 55928-2019 tillsynsbegäran.docx
@@ -240,7 +240,7 @@
     <w:r>
       <w:tab/>
       <w:tab/>
-      <w:t>2025-05-14</w:t>
+      <w:t>2025-05-15</w:t>
       <w:br/>
       <w:br/>
     </w:r>

--- a/tillsyn/A 55928-2019 tillsynsbegäran.docx
+++ b/tillsyn/A 55928-2019 tillsynsbegäran.docx
@@ -240,7 +240,7 @@
     <w:r>
       <w:tab/>
       <w:tab/>
-      <w:t>2025-05-15</w:t>
+      <w:t>2025-05-16</w:t>
       <w:br/>
       <w:br/>
     </w:r>

--- a/tillsyn/A 55928-2019 tillsynsbegäran.docx
+++ b/tillsyn/A 55928-2019 tillsynsbegäran.docx
@@ -240,7 +240,7 @@
     <w:r>
       <w:tab/>
       <w:tab/>
-      <w:t>2025-05-16</w:t>
+      <w:t>2025-05-17</w:t>
       <w:br/>
       <w:br/>
     </w:r>

--- a/tillsyn/A 55928-2019 tillsynsbegäran.docx
+++ b/tillsyn/A 55928-2019 tillsynsbegäran.docx
@@ -240,7 +240,7 @@
     <w:r>
       <w:tab/>
       <w:tab/>
-      <w:t>2025-05-17</w:t>
+      <w:t>2025-05-18</w:t>
       <w:br/>
       <w:br/>
     </w:r>

--- a/tillsyn/A 55928-2019 tillsynsbegäran.docx
+++ b/tillsyn/A 55928-2019 tillsynsbegäran.docx
@@ -240,7 +240,7 @@
     <w:r>
       <w:tab/>
       <w:tab/>
-      <w:t>2025-05-18</w:t>
+      <w:t>2025-05-19</w:t>
       <w:br/>
       <w:br/>
     </w:r>

--- a/tillsyn/A 55928-2019 tillsynsbegäran.docx
+++ b/tillsyn/A 55928-2019 tillsynsbegäran.docx
@@ -240,7 +240,7 @@
     <w:r>
       <w:tab/>
       <w:tab/>
-      <w:t>2025-05-19</w:t>
+      <w:t>2025-05-20</w:t>
       <w:br/>
       <w:br/>
     </w:r>

--- a/tillsyn/A 55928-2019 tillsynsbegäran.docx
+++ b/tillsyn/A 55928-2019 tillsynsbegäran.docx
@@ -240,7 +240,7 @@
     <w:r>
       <w:tab/>
       <w:tab/>
-      <w:t>2025-05-20</w:t>
+      <w:t>2025-05-21</w:t>
       <w:br/>
       <w:br/>
     </w:r>

--- a/tillsyn/A 55928-2019 tillsynsbegäran.docx
+++ b/tillsyn/A 55928-2019 tillsynsbegäran.docx
@@ -240,7 +240,7 @@
     <w:r>
       <w:tab/>
       <w:tab/>
-      <w:t>2025-05-21</w:t>
+      <w:t>2025-05-22</w:t>
       <w:br/>
       <w:br/>
     </w:r>

--- a/tillsyn/A 55928-2019 tillsynsbegäran.docx
+++ b/tillsyn/A 55928-2019 tillsynsbegäran.docx
@@ -240,7 +240,7 @@
     <w:r>
       <w:tab/>
       <w:tab/>
-      <w:t>2025-05-22</w:t>
+      <w:t>2025-05-23</w:t>
       <w:br/>
       <w:br/>
     </w:r>

--- a/tillsyn/A 55928-2019 tillsynsbegäran.docx
+++ b/tillsyn/A 55928-2019 tillsynsbegäran.docx
@@ -240,7 +240,7 @@
     <w:r>
       <w:tab/>
       <w:tab/>
-      <w:t>2025-05-23</w:t>
+      <w:t>2025-05-24</w:t>
       <w:br/>
       <w:br/>
     </w:r>

--- a/tillsyn/A 55928-2019 tillsynsbegäran.docx
+++ b/tillsyn/A 55928-2019 tillsynsbegäran.docx
@@ -240,7 +240,7 @@
     <w:r>
       <w:tab/>
       <w:tab/>
-      <w:t>2025-05-24</w:t>
+      <w:t>2025-05-25</w:t>
       <w:br/>
       <w:br/>
     </w:r>

--- a/tillsyn/A 55928-2019 tillsynsbegäran.docx
+++ b/tillsyn/A 55928-2019 tillsynsbegäran.docx
@@ -240,7 +240,7 @@
     <w:r>
       <w:tab/>
       <w:tab/>
-      <w:t>2025-05-25</w:t>
+      <w:t>2025-05-26</w:t>
       <w:br/>
       <w:br/>
     </w:r>

--- a/tillsyn/A 55928-2019 tillsynsbegäran.docx
+++ b/tillsyn/A 55928-2019 tillsynsbegäran.docx
@@ -240,7 +240,7 @@
     <w:r>
       <w:tab/>
       <w:tab/>
-      <w:t>2025-05-26</w:t>
+      <w:t>2025-05-27</w:t>
       <w:br/>
       <w:br/>
     </w:r>

--- a/tillsyn/A 55928-2019 tillsynsbegäran.docx
+++ b/tillsyn/A 55928-2019 tillsynsbegäran.docx
@@ -240,7 +240,7 @@
     <w:r>
       <w:tab/>
       <w:tab/>
-      <w:t>2025-05-27</w:t>
+      <w:t>2025-05-30</w:t>
       <w:br/>
       <w:br/>
     </w:r>

--- a/tillsyn/A 55928-2019 tillsynsbegäran.docx
+++ b/tillsyn/A 55928-2019 tillsynsbegäran.docx
@@ -240,7 +240,7 @@
     <w:r>
       <w:tab/>
       <w:tab/>
-      <w:t>2025-05-30</w:t>
+      <w:t>2025-06-01</w:t>
       <w:br/>
       <w:br/>
     </w:r>

--- a/tillsyn/A 55928-2019 tillsynsbegäran.docx
+++ b/tillsyn/A 55928-2019 tillsynsbegäran.docx
@@ -240,7 +240,7 @@
     <w:r>
       <w:tab/>
       <w:tab/>
-      <w:t>2025-06-01</w:t>
+      <w:t>2025-06-02</w:t>
       <w:br/>
       <w:br/>
     </w:r>

--- a/tillsyn/A 55928-2019 tillsynsbegäran.docx
+++ b/tillsyn/A 55928-2019 tillsynsbegäran.docx
@@ -240,7 +240,7 @@
     <w:r>
       <w:tab/>
       <w:tab/>
-      <w:t>2025-06-02</w:t>
+      <w:t>2025-06-03</w:t>
       <w:br/>
       <w:br/>
     </w:r>

--- a/tillsyn/A 55928-2019 tillsynsbegäran.docx
+++ b/tillsyn/A 55928-2019 tillsynsbegäran.docx
@@ -240,7 +240,7 @@
     <w:r>
       <w:tab/>
       <w:tab/>
-      <w:t>2025-06-03</w:t>
+      <w:t>2025-06-04</w:t>
       <w:br/>
       <w:br/>
     </w:r>

--- a/tillsyn/A 55928-2019 tillsynsbegäran.docx
+++ b/tillsyn/A 55928-2019 tillsynsbegäran.docx
@@ -240,7 +240,7 @@
     <w:r>
       <w:tab/>
       <w:tab/>
-      <w:t>2025-06-04</w:t>
+      <w:t>2025-06-05</w:t>
       <w:br/>
       <w:br/>
     </w:r>

--- a/tillsyn/A 55928-2019 tillsynsbegäran.docx
+++ b/tillsyn/A 55928-2019 tillsynsbegäran.docx
@@ -240,7 +240,7 @@
     <w:r>
       <w:tab/>
       <w:tab/>
-      <w:t>2025-06-05</w:t>
+      <w:t>2025-06-13</w:t>
       <w:br/>
       <w:br/>
     </w:r>

--- a/tillsyn/A 55928-2019 tillsynsbegäran.docx
+++ b/tillsyn/A 55928-2019 tillsynsbegäran.docx
@@ -240,7 +240,7 @@
     <w:r>
       <w:tab/>
       <w:tab/>
-      <w:t>2025-06-13</w:t>
+      <w:t>2025-06-15</w:t>
       <w:br/>
       <w:br/>
     </w:r>

--- a/tillsyn/A 55928-2019 tillsynsbegäran.docx
+++ b/tillsyn/A 55928-2019 tillsynsbegäran.docx
@@ -240,7 +240,7 @@
     <w:r>
       <w:tab/>
       <w:tab/>
-      <w:t>2025-06-15</w:t>
+      <w:t>2025-06-16</w:t>
       <w:br/>
       <w:br/>
     </w:r>

--- a/tillsyn/A 55928-2019 tillsynsbegäran.docx
+++ b/tillsyn/A 55928-2019 tillsynsbegäran.docx
@@ -240,7 +240,7 @@
     <w:r>
       <w:tab/>
       <w:tab/>
-      <w:t>2025-06-16</w:t>
+      <w:t>2025-06-17</w:t>
       <w:br/>
       <w:br/>
     </w:r>

--- a/tillsyn/A 55928-2019 tillsynsbegäran.docx
+++ b/tillsyn/A 55928-2019 tillsynsbegäran.docx
@@ -240,7 +240,7 @@
     <w:r>
       <w:tab/>
       <w:tab/>
-      <w:t>2025-06-17</w:t>
+      <w:t>2025-06-18</w:t>
       <w:br/>
       <w:br/>
     </w:r>

--- a/tillsyn/A 55928-2019 tillsynsbegäran.docx
+++ b/tillsyn/A 55928-2019 tillsynsbegäran.docx
@@ -240,7 +240,7 @@
     <w:r>
       <w:tab/>
       <w:tab/>
-      <w:t>2025-06-18</w:t>
+      <w:t>2025-06-19</w:t>
       <w:br/>
       <w:br/>
     </w:r>

--- a/tillsyn/A 55928-2019 tillsynsbegäran.docx
+++ b/tillsyn/A 55928-2019 tillsynsbegäran.docx
@@ -240,7 +240,7 @@
     <w:r>
       <w:tab/>
       <w:tab/>
-      <w:t>2025-06-19</w:t>
+      <w:t>2025-06-20</w:t>
       <w:br/>
       <w:br/>
     </w:r>

--- a/tillsyn/A 55928-2019 tillsynsbegäran.docx
+++ b/tillsyn/A 55928-2019 tillsynsbegäran.docx
@@ -240,7 +240,7 @@
     <w:r>
       <w:tab/>
       <w:tab/>
-      <w:t>2025-06-20</w:t>
+      <w:t>2025-06-21</w:t>
       <w:br/>
       <w:br/>
     </w:r>

--- a/tillsyn/A 55928-2019 tillsynsbegäran.docx
+++ b/tillsyn/A 55928-2019 tillsynsbegäran.docx
@@ -240,7 +240,7 @@
     <w:r>
       <w:tab/>
       <w:tab/>
-      <w:t>2025-06-21</w:t>
+      <w:t>2025-06-22</w:t>
       <w:br/>
       <w:br/>
     </w:r>

--- a/tillsyn/A 55928-2019 tillsynsbegäran.docx
+++ b/tillsyn/A 55928-2019 tillsynsbegäran.docx
@@ -240,7 +240,7 @@
     <w:r>
       <w:tab/>
       <w:tab/>
-      <w:t>2025-06-22</w:t>
+      <w:t>2025-06-23</w:t>
       <w:br/>
       <w:br/>
     </w:r>

--- a/tillsyn/A 55928-2019 tillsynsbegäran.docx
+++ b/tillsyn/A 55928-2019 tillsynsbegäran.docx
@@ -240,7 +240,7 @@
     <w:r>
       <w:tab/>
       <w:tab/>
-      <w:t>2025-06-23</w:t>
+      <w:t>2025-06-24</w:t>
       <w:br/>
       <w:br/>
     </w:r>

--- a/tillsyn/A 55928-2019 tillsynsbegäran.docx
+++ b/tillsyn/A 55928-2019 tillsynsbegäran.docx
@@ -240,7 +240,7 @@
     <w:r>
       <w:tab/>
       <w:tab/>
-      <w:t>2025-06-24</w:t>
+      <w:t>2025-06-25</w:t>
       <w:br/>
       <w:br/>
     </w:r>

--- a/tillsyn/A 55928-2019 tillsynsbegäran.docx
+++ b/tillsyn/A 55928-2019 tillsynsbegäran.docx
@@ -240,7 +240,7 @@
     <w:r>
       <w:tab/>
       <w:tab/>
-      <w:t>2025-06-25</w:t>
+      <w:t>2025-06-26</w:t>
       <w:br/>
       <w:br/>
     </w:r>

--- a/tillsyn/A 55928-2019 tillsynsbegäran.docx
+++ b/tillsyn/A 55928-2019 tillsynsbegäran.docx
@@ -240,7 +240,7 @@
     <w:r>
       <w:tab/>
       <w:tab/>
-      <w:t>2025-06-26</w:t>
+      <w:t>2025-06-27</w:t>
       <w:br/>
       <w:br/>
     </w:r>

--- a/tillsyn/A 55928-2019 tillsynsbegäran.docx
+++ b/tillsyn/A 55928-2019 tillsynsbegäran.docx
@@ -240,7 +240,7 @@
     <w:r>
       <w:tab/>
       <w:tab/>
-      <w:t>2025-06-27</w:t>
+      <w:t>2025-06-28</w:t>
       <w:br/>
       <w:br/>
     </w:r>

--- a/tillsyn/A 55928-2019 tillsynsbegäran.docx
+++ b/tillsyn/A 55928-2019 tillsynsbegäran.docx
@@ -240,7 +240,7 @@
     <w:r>
       <w:tab/>
       <w:tab/>
-      <w:t>2025-06-28</w:t>
+      <w:t>2025-06-29</w:t>
       <w:br/>
       <w:br/>
     </w:r>

--- a/tillsyn/A 55928-2019 tillsynsbegäran.docx
+++ b/tillsyn/A 55928-2019 tillsynsbegäran.docx
@@ -240,7 +240,7 @@
     <w:r>
       <w:tab/>
       <w:tab/>
-      <w:t>2025-06-29</w:t>
+      <w:t>2025-06-30</w:t>
       <w:br/>
       <w:br/>
     </w:r>

--- a/tillsyn/A 55928-2019 tillsynsbegäran.docx
+++ b/tillsyn/A 55928-2019 tillsynsbegäran.docx
@@ -240,7 +240,7 @@
     <w:r>
       <w:tab/>
       <w:tab/>
-      <w:t>2025-06-30</w:t>
+      <w:t>2025-07-01</w:t>
       <w:br/>
       <w:br/>
     </w:r>

--- a/tillsyn/A 55928-2019 tillsynsbegäran.docx
+++ b/tillsyn/A 55928-2019 tillsynsbegäran.docx
@@ -240,7 +240,7 @@
     <w:r>
       <w:tab/>
       <w:tab/>
-      <w:t>2025-07-01</w:t>
+      <w:t>2025-07-02</w:t>
       <w:br/>
       <w:br/>
     </w:r>

--- a/tillsyn/A 55928-2019 tillsynsbegäran.docx
+++ b/tillsyn/A 55928-2019 tillsynsbegäran.docx
@@ -240,7 +240,7 @@
     <w:r>
       <w:tab/>
       <w:tab/>
-      <w:t>2025-07-02</w:t>
+      <w:t>2025-07-03</w:t>
       <w:br/>
       <w:br/>
     </w:r>

--- a/tillsyn/A 55928-2019 tillsynsbegäran.docx
+++ b/tillsyn/A 55928-2019 tillsynsbegäran.docx
@@ -240,7 +240,7 @@
     <w:r>
       <w:tab/>
       <w:tab/>
-      <w:t>2025-07-03</w:t>
+      <w:t>2025-07-04</w:t>
       <w:br/>
       <w:br/>
     </w:r>

--- a/tillsyn/A 55928-2019 tillsynsbegäran.docx
+++ b/tillsyn/A 55928-2019 tillsynsbegäran.docx
@@ -240,7 +240,7 @@
     <w:r>
       <w:tab/>
       <w:tab/>
-      <w:t>2025-07-04</w:t>
+      <w:t>2025-07-05</w:t>
       <w:br/>
       <w:br/>
     </w:r>

--- a/tillsyn/A 55928-2019 tillsynsbegäran.docx
+++ b/tillsyn/A 55928-2019 tillsynsbegäran.docx
@@ -240,7 +240,7 @@
     <w:r>
       <w:tab/>
       <w:tab/>
-      <w:t>2025-07-05</w:t>
+      <w:t>2025-07-06</w:t>
       <w:br/>
       <w:br/>
     </w:r>

--- a/tillsyn/A 55928-2019 tillsynsbegäran.docx
+++ b/tillsyn/A 55928-2019 tillsynsbegäran.docx
@@ -240,7 +240,7 @@
     <w:r>
       <w:tab/>
       <w:tab/>
-      <w:t>2025-07-06</w:t>
+      <w:t>2025-07-07</w:t>
       <w:br/>
       <w:br/>
     </w:r>

--- a/tillsyn/A 55928-2019 tillsynsbegäran.docx
+++ b/tillsyn/A 55928-2019 tillsynsbegäran.docx
@@ -240,7 +240,7 @@
     <w:r>
       <w:tab/>
       <w:tab/>
-      <w:t>2025-07-07</w:t>
+      <w:t>2025-07-08</w:t>
       <w:br/>
       <w:br/>
     </w:r>

--- a/tillsyn/A 55928-2019 tillsynsbegäran.docx
+++ b/tillsyn/A 55928-2019 tillsynsbegäran.docx
@@ -240,7 +240,7 @@
     <w:r>
       <w:tab/>
       <w:tab/>
-      <w:t>2025-07-08</w:t>
+      <w:t>2025-07-09</w:t>
       <w:br/>
       <w:br/>
     </w:r>

--- a/tillsyn/A 55928-2019 tillsynsbegäran.docx
+++ b/tillsyn/A 55928-2019 tillsynsbegäran.docx
@@ -240,7 +240,7 @@
     <w:r>
       <w:tab/>
       <w:tab/>
-      <w:t>2025-07-09</w:t>
+      <w:t>2025-07-11</w:t>
       <w:br/>
       <w:br/>
     </w:r>

--- a/tillsyn/A 55928-2019 tillsynsbegäran.docx
+++ b/tillsyn/A 55928-2019 tillsynsbegäran.docx
@@ -240,7 +240,7 @@
     <w:r>
       <w:tab/>
       <w:tab/>
-      <w:t>2025-07-11</w:t>
+      <w:t>2025-07-12</w:t>
       <w:br/>
       <w:br/>
     </w:r>

--- a/tillsyn/A 55928-2019 tillsynsbegäran.docx
+++ b/tillsyn/A 55928-2019 tillsynsbegäran.docx
@@ -240,7 +240,7 @@
     <w:r>
       <w:tab/>
       <w:tab/>
-      <w:t>2025-07-12</w:t>
+      <w:t>2025-07-13</w:t>
       <w:br/>
       <w:br/>
     </w:r>

--- a/tillsyn/A 55928-2019 tillsynsbegäran.docx
+++ b/tillsyn/A 55928-2019 tillsynsbegäran.docx
@@ -240,7 +240,7 @@
     <w:r>
       <w:tab/>
       <w:tab/>
-      <w:t>2025-07-13</w:t>
+      <w:t>2025-07-14</w:t>
       <w:br/>
       <w:br/>
     </w:r>

--- a/tillsyn/A 55928-2019 tillsynsbegäran.docx
+++ b/tillsyn/A 55928-2019 tillsynsbegäran.docx
@@ -240,7 +240,7 @@
     <w:r>
       <w:tab/>
       <w:tab/>
-      <w:t>2025-08-06</w:t>
+      <w:t>2025-08-09</w:t>
       <w:br/>
       <w:br/>
     </w:r>
